--- a/nexidoc/Nexi_User_Guide_v22.76.docx
+++ b/nexidoc/Nexi_User_Guide_v22.76.docx
@@ -16849,27 +16849,37 @@
     </w:p>
     <w:p>
       <w:r>
-        <w:t>Parameters: pad height 1,530 or 1,830 mm, pad model 7060 or 7090, the length of each run (or the number of pads), whether the last pad is trimmed (24 + 1 trimmed = 14,500 mm, or 24 pads = 14,400 mm), float gutter end or centre mount, the pump size and whether one pump serves both runs, and how many of the 24 ordered sets are for GH15. From these Nexi computes, with the manual’s formula under every figure: the wall opening (length − 100 mm, pad height − 100 mm), the bracket count and positions (500 mm from the end, then every 1,000 mm — 15 support and 15 top brackets per run), the distance G from the top bracket to the bottom of the support bracket (the manual’s 1,750 / 2,050 mm examples, with its “pad height + 250 mm” formula shown beside them), the 2 cm drop towards the pump, the gutters (4 × 3 m + 1 cut piece), the pad supports and the pads.</w:t>
-      </w:r>
-    </w:p>
-    <w:p>
-      <w:r>
-        <w:t>Steps: 16 ordered work steps — delivery check, safety and lock-out, tools, wall opening, support brackets, top brackets, water gutter, float gutter, top profile, end cover, cooling pads, extension bracket and water supply, plumbing, pump, maintenance set-up, commissioning and hand-over. Each step shows what to do with the manual’s exact figures and warnings, the parts by reference number, the tools, a checkpoint to tick before the next step, photos, who, planned and done dates. A step can start only when the one before it is Done — that is the “Preceding work accepted” gate. The six gates of the build plan sit under the steps; “Required materials available” turns green by itself when every computed part is in the Project 15 register with enough balance.</w:t>
-      </w:r>
-    </w:p>
-    <w:p>
-      <w:r>
-        <w:t>Materials: every BOX 2 part with its manual reference, quantity per 6 m set, the quantity needed for GH15 (computed, per run and for the whole wall), what is available from the sets allocated, what the Project 15 register holds, a Lost / short column the engineer or Eyal fills, and To request = needed − available + lost. A part that is not in the register shows NOT IN REGISTER; ➕ Request raises one purchase request in Inventory → Purchasing (From Inventory) for that part — a second press does not raise it twice. Pads and the pump are not in the BOX 2 list and are shown as parameter-driven lines. The screen never shows a price.</w:t>
-      </w:r>
-    </w:p>
-    <w:p>
-      <w:r>
-        <w:t>📷 How it should look: the owner’s six reference photos and videos of a finished KEHE wall, with captions, and the same ones again under the steps they illustrate.</w:t>
-      </w:r>
-    </w:p>
-    <w:p>
-      <w:r>
-        <w:t>Hand-over: when Commissioning &amp; hand-over is Done, Nexi creates the manual’s Chart A maintenance tasks once in Maintenance → PM tasks, assigned to the maintenance lead: weekly (flush the in-line strainer, clean the return-water filter screen, check for dry streaks, clean the pad face), monthly (foot valve or pump strainer, cooling control, distribution-pipe holes, drain and clean the sump, float valve), yearly (collection trough) and the quarterly drain-and-disinfect of the distribution system. Each task carries the eight checklist rules, the night timer rule (pumps off 22:00, on after 09:00) and the warning: never add chemicals or commercial water treatments to the sump or supply water.</w:t>
+        <w:t>Parameters: pad height 1,530 or 1,830 mm, pad model 7060 or 7090, pad tiers (one row of pads; two only for stacked pads), the gutter drop once KEHE has confirmed it, the measured length of each run (or a chosen number of pads — the measured length stays as typed), whether the last pad is trimmed (24 + 1 trimmed = 14,500 mm, or 24 pads = 14,400 mm; when the pads fill the run exactly there is nothing to trim), where 0 mm is on each run (door side or corner side), float gutter end or centre mount, the pump size and voltage of each run, which side the pump stands on and whether one pump serves both runs, and how many of the 24 ordered sets are for GH15. From these Nexi computes, with the manual’s formula under every figure: the wall opening (length − 100 mm, pad height − 100 mm), the bracket count and positions (500 mm from the end, then every 1,000 mm — 15 support and 15 top brackets per run), measured from the 0 mm end, with the cut gutter piece and the trimmed pad at the other end, the distance G from the top bracket to the bottom of the support bracket (the manual’s 1,750 / 2,050 mm examples, with its “pad height + 250 mm” formula shown beside them), the gutters (4 × 3 m + 1 cut piece), the pad supports and the pads. The wall opening is written the manual’s way: length L = pad length − 100 mm, height A = pad height − 100 mm (A is the letter on the manual’s cross-section). The top of each support bracket sits at least 15 mm below the bottom edge (sill) of the opening.</w:t>
+      </w:r>
+    </w:p>
+    <w:p>
+      <w:r>
+        <w:t>The gutter drop: the manual prints both “0.5 % slope” (72.5 mm over a 14.5 m run) and “install with 2 cm drop end to end”, and the two disagree. Nexi shows both and asks the engineer to confirm the drop with KEHE before the brackets are fixed; until the confirmed figure is typed in 📐 Parameters, the drop checkpoint of step 4 cannot be ticked. The same goes for G: confirm with KEHE before drilling.</w:t>
+      </w:r>
+    </w:p>
+    <w:p>
+      <w:r>
+        <w:t>Steps: 16 work steps per run — delivery check, safety and lock-out, tools, wall opening, support brackets, top brackets, water gutter, float gutter, top profile, end cover (one end, the end the pads are pushed against), cooling pads (then the second end cover and the L-capping), extension bracket and water supply, plumbing, pump, maintenance set-up, commissioning and hand-over. Step 11 is the manual’s extension bracket for a second, stacked tier of pads: on a single-tier wall it shows “Not applicable” and the order skips it. Each step shows what to do with the manual’s exact figures and warnings, the parts by reference number, the tools (the manual’s 15, with a chalk line for marking the bracket line), the reference photos and videos for that step, a checkpoint to tick before it can be Done, photos, who, planned and done dates. A step can start only when the step before it is Done; a step can always be set Blocked with a reason (that is how a late wall frame is recorded). A tick remembers the figure it confirmed: when a parameter changes that figure, Nexi asks first, the tick stops counting, the card says what the figure was and the Done step shows “needs re-check”. Done steps fold to one line (tap to open), and ▶ Next jumps to the first step that is not Done.</w:t>
+      </w:r>
+    </w:p>
+    <w:p>
+      <w:r>
+        <w:t>Gates: Screen ✅ Gates holds the six gates of the build plan for each run. “Preceding work accepted” is the wall frame built by the Myxl team: the engineer ticks it, and the wall opening (step 3) waits for it — this is separate from the order of the steps. “Required materials available” turns green by itself when every KEHE part with a quantity — the BOX 2 lines, the pads, the pump, the L-capping — has been received in the Project 15 register in the quantity this run and the runs before it need (Left of door needs 15 top brackets, Right of door needs 30: the same brackets cannot serve both runs). Parts already handed to the installers on an item request still count as received. The safety block starts with the manual’s first rule — read the manual — and step 1’s checkpoint asks that the crew has.</w:t>
+      </w:r>
+    </w:p>
+    <w:p>
+      <w:r>
+        <w:t>Materials: every BOX 2 part with its manual reference, quantity per 6 m set, the quantity needed for GH15 (computed, per run and for the whole wall), the Lost / short column the engineer or Eyal fills, To request and the ➕ button come right after Needed, then delivery ticks, what is available from the sets allocated and what the Project 15 register received (with what is in store now). To request = needed − the larger of available and in register + lost / short. Until the owner sets how many of the 24 ordered sets are for GH15, the order itself covers the need: a BOX 2 part shows “of 24 ordered (not short)” and only what is lost or short is requested. A part that is not in the register shows NOT IN REGISTER; ➕ Request raises a purchase request in Inventory → Purchasing (From Inventory) for what is not yet requested — a second press raises only the difference (more breakage later), a third does nothing; ➕ Request all short parts asks first how many requests and pieces it will raise; ✖ Withdraw takes back an open request when the need has dropped (a request Purchasing already turned into a PR stays). A pad request names the model and height, so it waits until both are chosen; a pump request names the kW and voltage of each run, so it waits for the voltage. Each BOX 2 name counts for exactly one part. The Myxl wall-frame lines are matched by their register line (Container 1 #96 / #97, the sealing edges, the MX1012 codes), show what is still on the way in 🚢 Shipment MX1012, and are never requested here — Myxl supplies them. The manual names the distributor (shaken and trimmed with each pad) and the section 11 / plumbing ref 12 parts without a quantity: their Needed box stays blank until the engineer fills it, and nothing is requested before that. The screen never shows a price.</w:t>
+      </w:r>
+    </w:p>
+    <w:p>
+      <w:r>
+        <w:t>📷 How it should look: the owner’s seven reference photos and videos — six of a finished KEHE wall and one generic wet-pad animation (Bilibili channel 绿城温室大棚: opening, gutter, pads, pump, air drawn through the wet pads to the fans) — with captions, and the same ones again under the steps they illustrate. A site photo opens large with its caption when tapped; the person who added it, or an administrator, can remove a wrong one (with a reason once the step is Done).</w:t>
+      </w:r>
+    </w:p>
+    <w:p>
+      <w:r>
+        <w:t>Hand-over: when Commissioning &amp; hand-over is Done, Nexi creates the manual’s Chart A maintenance tasks once in Maintenance → ✅ Task Board (PM tasks for the maintenance lead), at the NEED priority, assigned to the maintenance lead; two computers handing over before they sync make the same tasks, never a double set. The 🛠 Maintenance screen of the sub-project follows the newest occurrence of each task (when the first weekly flush is Done, it shows the next one). The tasks are: weekly (flush the in-line strainer, clean the return-water filter screen, check for dry streaks, clean the pad face), monthly (foot valve or pump strainer, cooling control, distribution-pipe holes, drain and clean the sump, float valve), yearly (collection trough) and the quarterly drain-and-disinfect of the distribution system. Each task carries the eight checklist rules, the night rule (dry the pads out every night — a 24 h timer may be installed, pumps off 22:00, on after 09:00), the bleed to start with (about 1 US gallon an hour per foot of pad, adjusted as necessary) and the warning: never add chemicals or commercial water treatments to the sump or supply water.</w:t>
       </w:r>
     </w:p>
     <w:p>
@@ -16877,10 +16887,10 @@
         <w:rPr>
           <w:b/>
         </w:rPr>
-        <w:t xml:space="preserve">WHO MAY EDIT — </w:t>
-      </w:r>
-      <w:r>
-        <w:t>Engineers and administrators edit the parameters, steps, lost/short quantities and gates; everyone with Projects access can read. The Help centre stays read-only — the manual, photos and videos open from the sub-project screen only.</w:t>
+        <w:t xml:space="preserve">WHO MAY EDIT — AND NO SIGNAL AT THE WALL — </w:t>
+      </w:r>
+      <w:r>
+        <w:t>Engineers and administrators edit the parameters, steps, lost/short quantities and gates; everyone with Projects access can read. Typing saves by itself after a short pause and the box keeps the cursor, so a note typed with pauses arrives whole. With no signal (the cloud has not answered since Nexi opened), notes, ticks and photos are kept on the screen with a blue banner and save by themselves once the cloud answers — keep Nexi open. Two people working on the same step or on the two runs at the same time both keep their photos, ticks and figures. On a phone the tables fold into cards and the figures sit two to a row. The Help centre stays read-only — the manual, photos and videos open from the sub-project screen only.</w:t>
       </w:r>
     </w:p>
     <w:p>
